--- a/הַסֵּפֶר/הַתּוֹרָה/03 ויקרא/24 ויקרא כד.docx
+++ b/הַסֵּפֶר/הַתּוֹרָה/03 ויקרא/24 ויקרא כד.docx
@@ -41,7 +41,7 @@
           <w:pgNumType w:start="1"/>
         </w:sectPr>
       </w:pPr>
-      <w:bookmarkStart w:colFirst="0" w:colLast="0" w:name="_r30hi3bg1e55" w:id="0"/>
+      <w:bookmarkStart w:colFirst="0" w:colLast="0" w:name="_3jigsosjqn6p" w:id="0"/>
       <w:bookmarkEnd w:id="0"/>
       <w:r>
         <w:rPr>
